--- a/resources/user-manuals/axpo-simulator-commercial-manual-en.docx
+++ b/resources/user-manuals/axpo-simulator-commercial-manual-en.docx
@@ -110,7 +110,7 @@
     <w:tbl>
       <w:tblPr>
         <w:tblW w:type="auto" w:w="0"/>
-        <w:jc w:val="center"/>
+        <w:jc w:val="left"/>
         <w:tblLayout w:type="fixed"/>
         <w:tblLook w:firstColumn="1" w:firstRow="1" w:lastColumn="0" w:lastRow="0" w:noHBand="0" w:noVBand="1" w:val="04A0"/>
       </w:tblPr>
@@ -297,7 +297,7 @@
         </w:trPr>
         <w:tc>
           <w:tcPr>
-            <w:tcW w:type="dxa" w:w="4680"/>
+            <w:tcW w:type="dxa" w:w="2304"/>
             <w:shd w:fill="EE2B5B"/>
             <w:tcMar>
               <w:top w:w="90" w:type="dxa"/>
@@ -321,7 +321,7 @@
         </w:tc>
         <w:tc>
           <w:tcPr>
-            <w:tcW w:type="dxa" w:w="4680"/>
+            <w:tcW w:type="dxa" w:w="6912"/>
             <w:shd w:fill="EE2B5B"/>
             <w:tcMar>
               <w:top w:w="90" w:type="dxa"/>
@@ -441,7 +441,7 @@
                 <w:color w:val="252A34"/>
                 <w:sz w:val="18"/>
               </w:rPr>
-              <w:t>Select and view client information through simulation workflows.</w:t>
+              <w:t>View, create, edit and delete client records.</w:t>
             </w:r>
           </w:p>
         </w:tc>
@@ -492,7 +492,7 @@
                 <w:color w:val="252A34"/>
                 <w:sz w:val="18"/>
               </w:rPr>
-              <w:t>No client creation/editing, base values, analytics, users, agencies, logs or configuration.</w:t>
+              <w:t>No base values, analytics, users, agencies, logs, OCR usage or configuration.</w:t>
             </w:r>
           </w:p>
         </w:tc>
@@ -501,7 +501,7 @@
     <w:tbl>
       <w:tblPr>
         <w:tblW w:type="auto" w:w="0"/>
-        <w:jc w:val="center"/>
+        <w:jc w:val="left"/>
         <w:tblLayout w:type="fixed"/>
         <w:tblLook w:firstColumn="1" w:firstRow="1" w:lastColumn="0" w:lastRow="0" w:noHBand="0" w:noVBand="1" w:val="04A0"/>
       </w:tblPr>
@@ -621,7 +621,7 @@
     <w:tbl>
       <w:tblPr>
         <w:tblW w:type="auto" w:w="0"/>
-        <w:jc w:val="center"/>
+        <w:jc w:val="left"/>
         <w:tblLayout w:type="fixed"/>
         <w:tblLook w:firstColumn="1" w:firstRow="1" w:lastColumn="0" w:lastRow="0" w:noHBand="0" w:noVBand="1" w:val="04A0"/>
       </w:tblPr>
@@ -940,7 +940,7 @@
     <w:tbl>
       <w:tblPr>
         <w:tblW w:type="auto" w:w="0"/>
-        <w:jc w:val="center"/>
+        <w:jc w:val="left"/>
         <w:tblLayout w:type="fixed"/>
         <w:tblLook w:firstColumn="1" w:firstRow="1" w:lastColumn="0" w:lastRow="0" w:noHBand="0" w:noVBand="1" w:val="04A0"/>
       </w:tblPr>
@@ -1026,7 +1026,7 @@
       <w:r>
         <w:drawing>
           <wp:inline xmlns:a="http://schemas.openxmlformats.org/drawingml/2006/main" xmlns:pic="http://schemas.openxmlformats.org/drawingml/2006/picture">
-            <wp:extent cx="5897880" cy="2885658"/>
+            <wp:extent cx="5897880" cy="3312110"/>
             <wp:docPr id="3" name="Picture 3"/>
             <wp:cNvGraphicFramePr>
               <a:graphicFrameLocks noChangeAspect="1"/>
@@ -1047,7 +1047,7 @@
                   <pic:spPr>
                     <a:xfrm>
                       <a:off x="0" y="0"/>
-                      <a:ext cx="5897880" cy="2885658"/>
+                      <a:ext cx="5897880" cy="3312110"/>
                     </a:xfrm>
                     <a:prstGeom prst="rect"/>
                   </pic:spPr>
@@ -1129,7 +1129,7 @@
       <w:r>
         <w:drawing>
           <wp:inline xmlns:a="http://schemas.openxmlformats.org/drawingml/2006/main" xmlns:pic="http://schemas.openxmlformats.org/drawingml/2006/picture">
-            <wp:extent cx="5897880" cy="2885658"/>
+            <wp:extent cx="5897880" cy="3312110"/>
             <wp:docPr id="4" name="Picture 4"/>
             <wp:cNvGraphicFramePr>
               <a:graphicFrameLocks noChangeAspect="1"/>
@@ -1150,7 +1150,7 @@
                   <pic:spPr>
                     <a:xfrm>
                       <a:off x="0" y="0"/>
-                      <a:ext cx="5897880" cy="2885658"/>
+                      <a:ext cx="5897880" cy="3312110"/>
                     </a:xfrm>
                     <a:prstGeom prst="rect"/>
                   </pic:spPr>
@@ -1225,7 +1225,7 @@
       <w:r>
         <w:drawing>
           <wp:inline xmlns:a="http://schemas.openxmlformats.org/drawingml/2006/main" xmlns:pic="http://schemas.openxmlformats.org/drawingml/2006/picture">
-            <wp:extent cx="5897880" cy="2885658"/>
+            <wp:extent cx="5897880" cy="3312110"/>
             <wp:docPr id="5" name="Picture 5"/>
             <wp:cNvGraphicFramePr>
               <a:graphicFrameLocks noChangeAspect="1"/>
@@ -1246,7 +1246,7 @@
                   <pic:spPr>
                     <a:xfrm>
                       <a:off x="0" y="0"/>
-                      <a:ext cx="5897880" cy="2885658"/>
+                      <a:ext cx="5897880" cy="3312110"/>
                     </a:xfrm>
                     <a:prstGeom prst="rect"/>
                   </pic:spPr>
@@ -1336,7 +1336,7 @@
       <w:r>
         <w:drawing>
           <wp:inline xmlns:a="http://schemas.openxmlformats.org/drawingml/2006/main" xmlns:pic="http://schemas.openxmlformats.org/drawingml/2006/picture">
-            <wp:extent cx="5897880" cy="2885658"/>
+            <wp:extent cx="5897880" cy="3312110"/>
             <wp:docPr id="6" name="Picture 6"/>
             <wp:cNvGraphicFramePr>
               <a:graphicFrameLocks noChangeAspect="1"/>
@@ -1357,7 +1357,7 @@
                   <pic:spPr>
                     <a:xfrm>
                       <a:off x="0" y="0"/>
-                      <a:ext cx="5897880" cy="2885658"/>
+                      <a:ext cx="5897880" cy="3312110"/>
                     </a:xfrm>
                     <a:prstGeom prst="rect"/>
                   </pic:spPr>
@@ -1388,7 +1388,7 @@
     <w:tbl>
       <w:tblPr>
         <w:tblW w:type="auto" w:w="0"/>
-        <w:jc w:val="center"/>
+        <w:jc w:val="left"/>
         <w:tblLayout w:type="fixed"/>
         <w:tblLook w:firstColumn="1" w:firstRow="1" w:lastColumn="0" w:lastRow="0" w:noHBand="0" w:noVBand="1" w:val="04A0"/>
       </w:tblPr>
@@ -1564,7 +1564,7 @@
       <w:r>
         <w:drawing>
           <wp:inline xmlns:a="http://schemas.openxmlformats.org/drawingml/2006/main" xmlns:pic="http://schemas.openxmlformats.org/drawingml/2006/picture">
-            <wp:extent cx="5897880" cy="2885658"/>
+            <wp:extent cx="5897880" cy="3312110"/>
             <wp:docPr id="7" name="Picture 7"/>
             <wp:cNvGraphicFramePr>
               <a:graphicFrameLocks noChangeAspect="1"/>
@@ -1585,7 +1585,7 @@
                   <pic:spPr>
                     <a:xfrm>
                       <a:off x="0" y="0"/>
-                      <a:ext cx="5897880" cy="2885658"/>
+                      <a:ext cx="5897880" cy="3312110"/>
                     </a:xfrm>
                     <a:prstGeom prst="rect"/>
                   </pic:spPr>
@@ -1616,7 +1616,7 @@
     <w:tbl>
       <w:tblPr>
         <w:tblW w:type="auto" w:w="0"/>
-        <w:jc w:val="center"/>
+        <w:jc w:val="left"/>
         <w:tblLayout w:type="fixed"/>
         <w:tblLook w:firstColumn="1" w:firstRow="1" w:lastColumn="0" w:lastRow="0" w:noHBand="0" w:noVBand="1" w:val="04A0"/>
       </w:tblPr>
@@ -1682,7 +1682,7 @@
       <w:r>
         <w:drawing>
           <wp:inline xmlns:a="http://schemas.openxmlformats.org/drawingml/2006/main" xmlns:pic="http://schemas.openxmlformats.org/drawingml/2006/picture">
-            <wp:extent cx="5897880" cy="2885658"/>
+            <wp:extent cx="5897880" cy="3312110"/>
             <wp:docPr id="8" name="Picture 8"/>
             <wp:cNvGraphicFramePr>
               <a:graphicFrameLocks noChangeAspect="1"/>
@@ -1703,7 +1703,7 @@
                   <pic:spPr>
                     <a:xfrm>
                       <a:off x="0" y="0"/>
-                      <a:ext cx="5897880" cy="2885658"/>
+                      <a:ext cx="5897880" cy="3312110"/>
                     </a:xfrm>
                     <a:prstGeom prst="rect"/>
                   </pic:spPr>
@@ -1847,7 +1847,7 @@
     <w:tbl>
       <w:tblPr>
         <w:tblW w:type="auto" w:w="0"/>
-        <w:jc w:val="center"/>
+        <w:jc w:val="left"/>
         <w:tblLayout w:type="fixed"/>
         <w:tblLook w:firstColumn="1" w:firstRow="1" w:lastColumn="0" w:lastRow="0" w:noHBand="0" w:noVBand="1" w:val="04A0"/>
       </w:tblPr>
@@ -1901,7 +1901,7 @@
         <w:pStyle w:val="Heading1"/>
       </w:pPr>
       <w:r>
-        <w:t>6. Commercial role boundaries</w:t>
+        <w:t>6. Client management</w:t>
       </w:r>
     </w:p>
     <w:p>
@@ -1913,7 +1913,7 @@
           <w:color w:val="252A34"/>
           <w:sz w:val="21"/>
         </w:rPr>
-        <w:t>Commercial users focus on the complete simulation lifecycle. Client administration, base values, analytics and platform administration are intentionally absent from the sidebar.</w:t>
+        <w:t>Commercial users can view, create, edit and delete client records used by simulations.</w:t>
       </w:r>
     </w:p>
     <w:p>
@@ -1928,7 +1928,7 @@
           <w:color w:val="252A34"/>
           <w:sz w:val="21"/>
         </w:rPr>
-        <w:t>Use an existing client when creating a simulation; request client corrections from an Agent or Administrator.</w:t>
+        <w:t>Search before creating a client to avoid duplicates.</w:t>
       </w:r>
     </w:p>
     <w:p>
@@ -1943,7 +1943,7 @@
           <w:color w:val="252A34"/>
           <w:sz w:val="21"/>
         </w:rPr>
-        <w:t>Duplicate a simulation when a similar offer is needed without changing the original.</w:t>
+        <w:t>Keep company, tax, contact, address, agency and language information accurate.</w:t>
       </w:r>
     </w:p>
     <w:p>
@@ -1958,7 +1958,7 @@
           <w:color w:val="252A34"/>
           <w:sz w:val="21"/>
         </w:rPr>
-        <w:t>Archive obsolete drafts rather than deleting auditable business history.</w:t>
+        <w:t>Confirm the intended record and retention requirements before deleting a client.</w:t>
       </w:r>
     </w:p>
     <w:p>
@@ -1973,7 +1973,7 @@
           <w:color w:val="252A34"/>
           <w:sz w:val="21"/>
         </w:rPr>
-        <w:t>Escalate missing reference values, configuration issues or access questions to an Administrator.</w:t>
+        <w:t>Base values, analytics, users, agencies, logs, OCR usage and configuration remain unavailable.</w:t>
       </w:r>
     </w:p>
     <w:p>
@@ -2130,7 +2130,7 @@
     <w:tbl>
       <w:tblPr>
         <w:tblW w:type="auto" w:w="0"/>
-        <w:jc w:val="center"/>
+        <w:jc w:val="left"/>
         <w:tblLayout w:type="fixed"/>
         <w:tblLook w:firstColumn="1" w:firstRow="1" w:lastColumn="0" w:lastRow="0" w:noHBand="0" w:noVBand="1" w:val="04A0"/>
       </w:tblPr>
